--- a/Coding 1 - year/Unit 2 - Variables, Data Types & Expressions/Daily Lesson Plans/Word/Day 23.docx
+++ b/Coding 1 - year/Unit 2 - Variables, Data Types & Expressions/Daily Lesson Plans/Word/Day 23.docx
@@ -50,12 +50,15 @@
               </w:rPr>
               <w:t xml:space="preserve">Coding I — Full Year</w:t>
             </w:r>
-          </w:p>
-          <w:p>
-            <w:pPr>
-              <w:spacing w:before="40"/>
-              <w:jc w:val="center"/>
-            </w:pPr>
+            <w:r>
+              <w:rPr>
+                <w:rFonts w:ascii="Arial" w:cs="Arial" w:eastAsia="Arial" w:hAnsi="Arial"/>
+                <w:sz w:val="16"/>
+                <w:szCs w:val="16"/>
+              </w:rPr>
+              <w:br/>
+              <w:t xml:space="preserve"/>
+            </w:r>
             <w:r>
               <w:rPr>
                 <w:rFonts w:ascii="Arial" w:cs="Arial" w:eastAsia="Arial" w:hAnsi="Arial"/>
@@ -83,7 +86,7 @@
           <w:rFonts w:ascii="Arial" w:cs="Arial" w:eastAsia="Arial" w:hAnsi="Arial"/>
           <w:b/>
           <w:bCs/>
-          <w:color w:val="1F3864"/>
+          <w:color w:val="2B5797"/>
           <w:sz w:val="32"/>
           <w:szCs w:val="32"/>
         </w:rPr>
@@ -261,9 +264,9 @@
               <w:right w:val="single" w:color="CCCCCC" w:sz="1"/>
             </w:tcBorders>
             <w:tcMar>
-              <w:top w:type="dxa" w:w="60"/>
+              <w:top w:type="dxa" w:w="80"/>
               <w:left w:type="dxa" w:w="120"/>
-              <w:bottom w:type="dxa" w:w="60"/>
+              <w:bottom w:type="dxa" w:w="80"/>
               <w:right w:type="dxa" w:w="120"/>
             </w:tcMar>
           </w:tcPr>
@@ -290,20 +293,213 @@
               <w:right w:val="single" w:color="CCCCCC" w:sz="1"/>
             </w:tcBorders>
             <w:tcMar>
-              <w:top w:type="dxa" w:w="60"/>
+              <w:top w:type="dxa" w:w="80"/>
               <w:left w:type="dxa" w:w="120"/>
-              <w:bottom w:type="dxa" w:w="60"/>
+              <w:bottom w:type="dxa" w:w="80"/>
               <w:right w:type="dxa" w:w="120"/>
             </w:tcMar>
           </w:tcPr>
           <w:p>
-            <w:r>
-              <w:rPr>
-                <w:rFonts w:ascii="Arial" w:cs="Arial" w:eastAsia="Arial" w:hAnsi="Arial"/>
-                <w:sz w:val="20"/>
-                <w:szCs w:val="20"/>
+            <w:pPr>
+              <w:spacing w:after="80" w:before="80"/>
+            </w:pPr>
+            <w:r>
+              <w:rPr>
+                <w:rFonts w:ascii="Arial" w:cs="Arial" w:eastAsia="Arial" w:hAnsi="Arial"/>
+                <w:b/>
+                <w:bCs/>
+                <w:i w:val="false"/>
+                <w:iCs w:val="false"/>
+                <w:color w:val="000000"/>
+                <w:sz w:val="22"/>
+                <w:szCs w:val="22"/>
               </w:rPr>
               <w:t xml:space="preserve">Bell Ringer / Review</w:t>
+            </w:r>
+            <w:r>
+              <w:rPr>
+                <w:rFonts w:ascii="Arial" w:cs="Arial" w:eastAsia="Arial" w:hAnsi="Arial"/>
+                <w:sz w:val="20"/>
+                <w:szCs w:val="20"/>
+              </w:rPr>
+              <w:br/>
+              <w:t xml:space="preserve"/>
+            </w:r>
+            <w:r>
+              <w:rPr>
+                <w:rFonts w:ascii="Arial" w:cs="Arial" w:eastAsia="Arial" w:hAnsi="Arial"/>
+                <w:sz w:val="20"/>
+                <w:szCs w:val="20"/>
+              </w:rPr>
+              <w:br/>
+              <w:t xml:space="preserve"/>
+            </w:r>
+            <w:r>
+              <w:rPr>
+                <w:rFonts w:ascii="Arial" w:cs="Arial" w:eastAsia="Arial" w:hAnsi="Arial"/>
+                <w:b/>
+                <w:bCs/>
+                <w:i w:val="false"/>
+                <w:iCs w:val="false"/>
+                <w:color w:val="000000"/>
+                <w:sz w:val="20"/>
+                <w:szCs w:val="20"/>
+              </w:rPr>
+              <w:t xml:space="preserve">Quick Write </w:t>
+            </w:r>
+            <w:r>
+              <w:rPr>
+                <w:rFonts w:ascii="Arial" w:cs="Arial" w:eastAsia="Arial" w:hAnsi="Arial"/>
+                <w:b w:val="false"/>
+                <w:bCs w:val="false"/>
+                <w:i w:val="false"/>
+                <w:iCs w:val="false"/>
+                <w:color w:val="000000"/>
+                <w:sz w:val="20"/>
+                <w:szCs w:val="20"/>
+              </w:rPr>
+              <w:t xml:space="preserve">(3 min — written or verbal):</w:t>
+            </w:r>
+            <w:r>
+              <w:rPr>
+                <w:rFonts w:ascii="Arial" w:cs="Arial" w:eastAsia="Arial" w:hAnsi="Arial"/>
+                <w:sz w:val="20"/>
+                <w:szCs w:val="20"/>
+              </w:rPr>
+              <w:br/>
+              <w:t xml:space="preserve"/>
+            </w:r>
+            <w:r>
+              <w:rPr>
+                <w:rFonts w:ascii="Arial" w:cs="Arial" w:eastAsia="Arial" w:hAnsi="Arial"/>
+                <w:b w:val="false"/>
+                <w:bCs w:val="false"/>
+                <w:i w:val="false"/>
+                <w:iCs w:val="false"/>
+                <w:color w:val="000000"/>
+                <w:sz w:val="20"/>
+                <w:szCs w:val="20"/>
+              </w:rPr>
+              <w:t xml:space="preserve">    In your own words: Extract substrings using slicing with start, stop, and step values?</w:t>
+            </w:r>
+            <w:r>
+              <w:rPr>
+                <w:rFonts w:ascii="Arial" w:cs="Arial" w:eastAsia="Arial" w:hAnsi="Arial"/>
+                <w:sz w:val="20"/>
+                <w:szCs w:val="20"/>
+              </w:rPr>
+              <w:br/>
+              <w:t xml:space="preserve"/>
+            </w:r>
+            <w:r>
+              <w:rPr>
+                <w:rFonts w:ascii="Arial" w:cs="Arial" w:eastAsia="Arial" w:hAnsi="Arial"/>
+                <w:sz w:val="20"/>
+                <w:szCs w:val="20"/>
+              </w:rPr>
+              <w:br/>
+              <w:t xml:space="preserve"/>
+            </w:r>
+            <w:r>
+              <w:rPr>
+                <w:rFonts w:ascii="Arial" w:cs="Arial" w:eastAsia="Arial" w:hAnsi="Arial"/>
+                <w:b/>
+                <w:bCs/>
+                <w:i w:val="false"/>
+                <w:iCs w:val="false"/>
+                <w:color w:val="000000"/>
+                <w:sz w:val="20"/>
+                <w:szCs w:val="20"/>
+              </w:rPr>
+              <w:t xml:space="preserve">Vocabulary Preview — </w:t>
+            </w:r>
+            <w:r>
+              <w:rPr>
+                <w:rFonts w:ascii="Arial" w:cs="Arial" w:eastAsia="Arial" w:hAnsi="Arial"/>
+                <w:b w:val="false"/>
+                <w:bCs w:val="false"/>
+                <w:i w:val="false"/>
+                <w:iCs w:val="false"/>
+                <w:color w:val="000000"/>
+                <w:sz w:val="20"/>
+                <w:szCs w:val="20"/>
+              </w:rPr>
+              <w:t xml:space="preserve">terms we'll use today:</w:t>
+            </w:r>
+            <w:r>
+              <w:rPr>
+                <w:rFonts w:ascii="Arial" w:cs="Arial" w:eastAsia="Arial" w:hAnsi="Arial"/>
+                <w:sz w:val="20"/>
+                <w:szCs w:val="20"/>
+              </w:rPr>
+              <w:br/>
+              <w:t xml:space="preserve"/>
+            </w:r>
+            <w:r>
+              <w:rPr>
+                <w:rFonts w:ascii="Arial" w:cs="Arial" w:eastAsia="Arial" w:hAnsi="Arial"/>
+                <w:b w:val="false"/>
+                <w:bCs w:val="false"/>
+                <w:i w:val="false"/>
+                <w:iCs w:val="false"/>
+                <w:color w:val="000000"/>
+                <w:sz w:val="20"/>
+                <w:szCs w:val="20"/>
+              </w:rPr>
+              <w:t xml:space="preserve">    • Slicing   •   Start   •   Stop   •   Step   •   Important   •   Reversing a string</w:t>
+            </w:r>
+            <w:r>
+              <w:rPr>
+                <w:rFonts w:ascii="Arial" w:cs="Arial" w:eastAsia="Arial" w:hAnsi="Arial"/>
+                <w:sz w:val="20"/>
+                <w:szCs w:val="20"/>
+              </w:rPr>
+              <w:br/>
+              <w:t xml:space="preserve"/>
+            </w:r>
+            <w:r>
+              <w:rPr>
+                <w:rFonts w:ascii="Arial" w:cs="Arial" w:eastAsia="Arial" w:hAnsi="Arial"/>
+                <w:sz w:val="20"/>
+                <w:szCs w:val="20"/>
+              </w:rPr>
+              <w:br/>
+              <w:t xml:space="preserve"/>
+            </w:r>
+            <w:r>
+              <w:rPr>
+                <w:rFonts w:ascii="Arial" w:cs="Arial" w:eastAsia="Arial" w:hAnsi="Arial"/>
+                <w:b w:val="false"/>
+                <w:bCs w:val="false"/>
+                <w:i/>
+                <w:iCs/>
+                <w:color w:val="444444"/>
+                <w:sz w:val="20"/>
+                <w:szCs w:val="20"/>
+              </w:rPr>
+              <w:t xml:space="preserve">Today's Goal: By the end of class you will be able to extract substrings using slicing with start, stop, and step values.</w:t>
+            </w:r>
+            <w:r>
+              <w:rPr>
+                <w:rFonts w:ascii="Arial" w:cs="Arial" w:eastAsia="Arial" w:hAnsi="Arial"/>
+                <w:sz w:val="20"/>
+                <w:szCs w:val="20"/>
+              </w:rPr>
+              <w:br/>
+              <w:t xml:space="preserve"/>
+            </w:r>
+            <w:r>
+              <w:rPr>
+                <w:rFonts w:ascii="Arial" w:cs="Arial" w:eastAsia="Arial" w:hAnsi="Arial"/>
+                <w:b w:val="false"/>
+                <w:bCs w:val="false"/>
+                <w:i/>
+                <w:iCs/>
+                <w:color w:val="555555"/>
+                <w:sz w:val="20"/>
+                <w:szCs w:val="20"/>
+              </w:rPr>
+              <w:t xml:space="preserve">→ Pair-share your response, then 2–3 students share with the class.</w:t>
             </w:r>
           </w:p>
         </w:tc>
@@ -319,9 +515,9 @@
               <w:right w:val="single" w:color="CCCCCC" w:sz="1"/>
             </w:tcBorders>
             <w:tcMar>
-              <w:top w:type="dxa" w:w="60"/>
+              <w:top w:type="dxa" w:w="80"/>
               <w:left w:type="dxa" w:w="120"/>
-              <w:bottom w:type="dxa" w:w="60"/>
+              <w:bottom w:type="dxa" w:w="80"/>
               <w:right w:type="dxa" w:w="120"/>
             </w:tcMar>
           </w:tcPr>
@@ -348,20 +544,261 @@
               <w:right w:val="single" w:color="CCCCCC" w:sz="1"/>
             </w:tcBorders>
             <w:tcMar>
-              <w:top w:type="dxa" w:w="60"/>
+              <w:top w:type="dxa" w:w="80"/>
               <w:left w:type="dxa" w:w="120"/>
-              <w:bottom w:type="dxa" w:w="60"/>
+              <w:bottom w:type="dxa" w:w="80"/>
               <w:right w:type="dxa" w:w="120"/>
             </w:tcMar>
           </w:tcPr>
           <w:p>
-            <w:r>
-              <w:rPr>
-                <w:rFonts w:ascii="Arial" w:cs="Arial" w:eastAsia="Arial" w:hAnsi="Arial"/>
-                <w:sz w:val="20"/>
-                <w:szCs w:val="20"/>
-              </w:rPr>
-              <w:t xml:space="preserve">Mini Lesson: String Slicing — [start:stop:step] Notation</w:t>
+            <w:pPr>
+              <w:spacing w:after="80" w:before="80"/>
+            </w:pPr>
+            <w:r>
+              <w:rPr>
+                <w:rFonts w:ascii="Arial" w:cs="Arial" w:eastAsia="Arial" w:hAnsi="Arial"/>
+                <w:b/>
+                <w:bCs/>
+                <w:i w:val="false"/>
+                <w:iCs w:val="false"/>
+                <w:color w:val="000000"/>
+                <w:sz w:val="22"/>
+                <w:szCs w:val="22"/>
+              </w:rPr>
+              <w:t xml:space="preserve">Mini Lesson: </w:t>
+            </w:r>
+            <w:r>
+              <w:rPr>
+                <w:rFonts w:ascii="Arial" w:cs="Arial" w:eastAsia="Arial" w:hAnsi="Arial"/>
+                <w:b w:val="false"/>
+                <w:bCs w:val="false"/>
+                <w:i w:val="false"/>
+                <w:iCs w:val="false"/>
+                <w:color w:val="000000"/>
+                <w:sz w:val="22"/>
+                <w:szCs w:val="22"/>
+              </w:rPr>
+              <w:t xml:space="preserve">String Slicing — [start:stop:step] Notation</w:t>
+            </w:r>
+            <w:r>
+              <w:rPr>
+                <w:rFonts w:ascii="Arial" w:cs="Arial" w:eastAsia="Arial" w:hAnsi="Arial"/>
+                <w:sz w:val="20"/>
+                <w:szCs w:val="20"/>
+              </w:rPr>
+              <w:br/>
+              <w:t xml:space="preserve"/>
+            </w:r>
+            <w:r>
+              <w:rPr>
+                <w:rFonts w:ascii="Arial" w:cs="Arial" w:eastAsia="Arial" w:hAnsi="Arial"/>
+                <w:sz w:val="20"/>
+                <w:szCs w:val="20"/>
+              </w:rPr>
+              <w:br/>
+              <w:t xml:space="preserve"/>
+            </w:r>
+            <w:r>
+              <w:rPr>
+                <w:rFonts w:ascii="Arial" w:cs="Arial" w:eastAsia="Arial" w:hAnsi="Arial"/>
+                <w:b/>
+                <w:bCs/>
+                <w:i/>
+                <w:iCs/>
+                <w:color w:val="000000"/>
+                <w:sz w:val="20"/>
+                <w:szCs w:val="20"/>
+              </w:rPr>
+              <w:t xml:space="preserve">Learning Target: </w:t>
+            </w:r>
+            <w:r>
+              <w:rPr>
+                <w:rFonts w:ascii="Arial" w:cs="Arial" w:eastAsia="Arial" w:hAnsi="Arial"/>
+                <w:b w:val="false"/>
+                <w:bCs w:val="false"/>
+                <w:i/>
+                <w:iCs/>
+                <w:color w:val="333333"/>
+                <w:sz w:val="20"/>
+                <w:szCs w:val="20"/>
+              </w:rPr>
+              <w:t xml:space="preserve">I can extract substrings using slicing with start, stop, and step values.</w:t>
+            </w:r>
+            <w:r>
+              <w:rPr>
+                <w:rFonts w:ascii="Arial" w:cs="Arial" w:eastAsia="Arial" w:hAnsi="Arial"/>
+                <w:sz w:val="20"/>
+                <w:szCs w:val="20"/>
+              </w:rPr>
+              <w:br/>
+              <w:t xml:space="preserve"/>
+            </w:r>
+            <w:r>
+              <w:rPr>
+                <w:rFonts w:ascii="Arial" w:cs="Arial" w:eastAsia="Arial" w:hAnsi="Arial"/>
+                <w:sz w:val="20"/>
+                <w:szCs w:val="20"/>
+              </w:rPr>
+              <w:br/>
+              <w:t xml:space="preserve"/>
+            </w:r>
+            <w:r>
+              <w:rPr>
+                <w:rFonts w:ascii="Arial" w:cs="Arial" w:eastAsia="Arial" w:hAnsi="Arial"/>
+                <w:b w:val="false"/>
+                <w:bCs w:val="false"/>
+                <w:i w:val="false"/>
+                <w:iCs w:val="false"/>
+                <w:color w:val="000000"/>
+                <w:sz w:val="20"/>
+                <w:szCs w:val="20"/>
+              </w:rPr>
+              <w:t xml:space="preserve">Slicing is a way to extract a portion (substring) of a string. It uses square brackets with up to three values: string[start:stop:step].</w:t>
+            </w:r>
+            <w:r>
+              <w:rPr>
+                <w:rFonts w:ascii="Arial" w:cs="Arial" w:eastAsia="Arial" w:hAnsi="Arial"/>
+                <w:sz w:val="20"/>
+                <w:szCs w:val="20"/>
+              </w:rPr>
+              <w:br/>
+              <w:t xml:space="preserve"/>
+            </w:r>
+            <w:r>
+              <w:rPr>
+                <w:rFonts w:ascii="Arial" w:cs="Arial" w:eastAsia="Arial" w:hAnsi="Arial"/>
+                <w:b w:val="false"/>
+                <w:bCs w:val="false"/>
+                <w:i w:val="false"/>
+                <w:iCs w:val="false"/>
+                <w:color w:val="000000"/>
+                <w:sz w:val="20"/>
+                <w:szCs w:val="20"/>
+              </w:rPr>
+              <w:t xml:space="preserve">Start is the index where slicing begins (inclusive). If omitted, slicing starts at index 0.</w:t>
+            </w:r>
+            <w:r>
+              <w:rPr>
+                <w:rFonts w:ascii="Arial" w:cs="Arial" w:eastAsia="Arial" w:hAnsi="Arial"/>
+                <w:sz w:val="20"/>
+                <w:szCs w:val="20"/>
+              </w:rPr>
+              <w:br/>
+              <w:t xml:space="preserve"/>
+            </w:r>
+            <w:r>
+              <w:rPr>
+                <w:rFonts w:ascii="Arial" w:cs="Arial" w:eastAsia="Arial" w:hAnsi="Arial"/>
+                <w:sz w:val="20"/>
+                <w:szCs w:val="20"/>
+              </w:rPr>
+              <w:br/>
+              <w:t xml:space="preserve"/>
+            </w:r>
+            <w:r>
+              <w:rPr>
+                <w:rFonts w:ascii="Arial" w:cs="Arial" w:eastAsia="Arial" w:hAnsi="Arial"/>
+                <w:b/>
+                <w:bCs/>
+                <w:i w:val="false"/>
+                <w:iCs w:val="false"/>
+                <w:color w:val="000000"/>
+                <w:sz w:val="20"/>
+                <w:szCs w:val="20"/>
+              </w:rPr>
+              <w:t xml:space="preserve">Vocabulary: </w:t>
+            </w:r>
+            <w:r>
+              <w:rPr>
+                <w:rFonts w:ascii="Arial" w:cs="Arial" w:eastAsia="Arial" w:hAnsi="Arial"/>
+                <w:b w:val="false"/>
+                <w:bCs w:val="false"/>
+                <w:i w:val="false"/>
+                <w:iCs w:val="false"/>
+                <w:color w:val="000000"/>
+                <w:sz w:val="20"/>
+                <w:szCs w:val="20"/>
+              </w:rPr>
+              <w:t xml:space="preserve">Slicing, Start, Stop, Step, Important, Reversing a string</w:t>
+            </w:r>
+            <w:r>
+              <w:rPr>
+                <w:rFonts w:ascii="Arial" w:cs="Arial" w:eastAsia="Arial" w:hAnsi="Arial"/>
+                <w:sz w:val="20"/>
+                <w:szCs w:val="20"/>
+              </w:rPr>
+              <w:br/>
+              <w:t xml:space="preserve"/>
+            </w:r>
+            <w:r>
+              <w:rPr>
+                <w:rFonts w:ascii="Arial" w:cs="Arial" w:eastAsia="Arial" w:hAnsi="Arial"/>
+                <w:sz w:val="20"/>
+                <w:szCs w:val="20"/>
+              </w:rPr>
+              <w:br/>
+              <w:t xml:space="preserve"/>
+            </w:r>
+            <w:r>
+              <w:rPr>
+                <w:rFonts w:ascii="Arial" w:cs="Arial" w:eastAsia="Arial" w:hAnsi="Arial"/>
+                <w:b/>
+                <w:bCs/>
+                <w:i/>
+                <w:iCs/>
+                <w:color w:val="555555"/>
+                <w:sz w:val="20"/>
+                <w:szCs w:val="20"/>
+              </w:rPr>
+              <w:t xml:space="preserve">→ Live Demo — </w:t>
+            </w:r>
+            <w:r>
+              <w:rPr>
+                <w:rFonts w:ascii="Arial" w:cs="Arial" w:eastAsia="Arial" w:hAnsi="Arial"/>
+                <w:b w:val="false"/>
+                <w:bCs w:val="false"/>
+                <w:i/>
+                <w:iCs/>
+                <w:color w:val="555555"/>
+                <w:sz w:val="20"/>
+                <w:szCs w:val="20"/>
+              </w:rPr>
+              <w:t xml:space="preserve">type examples as students follow along in their own editor.</w:t>
+            </w:r>
+            <w:r>
+              <w:rPr>
+                <w:rFonts w:ascii="Arial" w:cs="Arial" w:eastAsia="Arial" w:hAnsi="Arial"/>
+                <w:sz w:val="20"/>
+                <w:szCs w:val="20"/>
+              </w:rPr>
+              <w:br/>
+              <w:t xml:space="preserve"/>
+            </w:r>
+            <w:r>
+              <w:rPr>
+                <w:rFonts w:ascii="Arial" w:cs="Arial" w:eastAsia="Arial" w:hAnsi="Arial"/>
+                <w:b/>
+                <w:bCs/>
+                <w:i/>
+                <w:iCs/>
+                <w:color w:val="555555"/>
+                <w:sz w:val="20"/>
+                <w:szCs w:val="20"/>
+              </w:rPr>
+              <w:t xml:space="preserve">→ Check for Understanding: </w:t>
+            </w:r>
+            <w:r>
+              <w:rPr>
+                <w:rFonts w:ascii="Arial" w:cs="Arial" w:eastAsia="Arial" w:hAnsi="Arial"/>
+                <w:b w:val="false"/>
+                <w:bCs w:val="false"/>
+                <w:i/>
+                <w:iCs/>
+                <w:color w:val="555555"/>
+                <w:sz w:val="20"/>
+                <w:szCs w:val="20"/>
+              </w:rPr>
+              <w:t xml:space="preserve">pause and cold-call: “Can someone explain what we just did in their own words?”</w:t>
             </w:r>
           </w:p>
         </w:tc>
@@ -377,9 +814,9 @@
               <w:right w:val="single" w:color="CCCCCC" w:sz="1"/>
             </w:tcBorders>
             <w:tcMar>
-              <w:top w:type="dxa" w:w="60"/>
+              <w:top w:type="dxa" w:w="80"/>
               <w:left w:type="dxa" w:w="120"/>
-              <w:bottom w:type="dxa" w:w="60"/>
+              <w:bottom w:type="dxa" w:w="80"/>
               <w:right w:type="dxa" w:w="120"/>
             </w:tcMar>
           </w:tcPr>
@@ -406,20 +843,90 @@
               <w:right w:val="single" w:color="CCCCCC" w:sz="1"/>
             </w:tcBorders>
             <w:tcMar>
-              <w:top w:type="dxa" w:w="60"/>
+              <w:top w:type="dxa" w:w="80"/>
               <w:left w:type="dxa" w:w="120"/>
-              <w:bottom w:type="dxa" w:w="60"/>
+              <w:bottom w:type="dxa" w:w="80"/>
               <w:right w:type="dxa" w:w="120"/>
             </w:tcMar>
           </w:tcPr>
           <w:p>
-            <w:r>
-              <w:rPr>
-                <w:rFonts w:ascii="Arial" w:cs="Arial" w:eastAsia="Arial" w:hAnsi="Arial"/>
-                <w:sz w:val="20"/>
-                <w:szCs w:val="20"/>
+            <w:pPr>
+              <w:spacing w:after="80" w:before="80"/>
+            </w:pPr>
+            <w:r>
+              <w:rPr>
+                <w:rFonts w:ascii="Arial" w:cs="Arial" w:eastAsia="Arial" w:hAnsi="Arial"/>
+                <w:b/>
+                <w:bCs/>
+                <w:i w:val="false"/>
+                <w:iCs w:val="false"/>
+                <w:color w:val="000000"/>
+                <w:sz w:val="22"/>
+                <w:szCs w:val="22"/>
               </w:rPr>
               <w:t xml:space="preserve">Guided Practice</w:t>
+            </w:r>
+            <w:r>
+              <w:rPr>
+                <w:rFonts w:ascii="Arial" w:cs="Arial" w:eastAsia="Arial" w:hAnsi="Arial"/>
+                <w:sz w:val="20"/>
+                <w:szCs w:val="20"/>
+              </w:rPr>
+              <w:br/>
+              <w:t xml:space="preserve"/>
+            </w:r>
+            <w:r>
+              <w:rPr>
+                <w:rFonts w:ascii="Arial" w:cs="Arial" w:eastAsia="Arial" w:hAnsi="Arial"/>
+                <w:sz w:val="20"/>
+                <w:szCs w:val="20"/>
+              </w:rPr>
+              <w:br/>
+              <w:t xml:space="preserve"/>
+            </w:r>
+            <w:r>
+              <w:rPr>
+                <w:rFonts w:ascii="Arial" w:cs="Arial" w:eastAsia="Arial" w:hAnsi="Arial"/>
+                <w:b w:val="false"/>
+                <w:bCs w:val="false"/>
+                <w:i w:val="false"/>
+                <w:iCs w:val="false"/>
+                <w:color w:val="000000"/>
+                <w:sz w:val="20"/>
+                <w:szCs w:val="20"/>
+              </w:rPr>
+              <w:t xml:space="preserve">1. Create a string with your name.</w:t>
+            </w:r>
+            <w:r>
+              <w:rPr>
+                <w:rFonts w:ascii="Arial" w:cs="Arial" w:eastAsia="Arial" w:hAnsi="Arial"/>
+                <w:sz w:val="20"/>
+                <w:szCs w:val="20"/>
+              </w:rPr>
+              <w:br/>
+              <w:t xml:space="preserve"/>
+            </w:r>
+            <w:r>
+              <w:rPr>
+                <w:rFonts w:ascii="Arial" w:cs="Arial" w:eastAsia="Arial" w:hAnsi="Arial"/>
+                <w:sz w:val="20"/>
+                <w:szCs w:val="20"/>
+              </w:rPr>
+              <w:br/>
+              <w:t xml:space="preserve"/>
+            </w:r>
+            <w:r>
+              <w:rPr>
+                <w:rFonts w:ascii="Arial" w:cs="Arial" w:eastAsia="Arial" w:hAnsi="Arial"/>
+                <w:b w:val="false"/>
+                <w:bCs w:val="false"/>
+                <w:i/>
+                <w:iCs/>
+                <w:color w:val="555555"/>
+                <w:sz w:val="20"/>
+                <w:szCs w:val="20"/>
+              </w:rPr>
+              <w:t xml:space="preserve">→ Teacher models — students try alongside, then compare results.</w:t>
             </w:r>
           </w:p>
         </w:tc>
@@ -435,9 +942,9 @@
               <w:right w:val="single" w:color="CCCCCC" w:sz="1"/>
             </w:tcBorders>
             <w:tcMar>
-              <w:top w:type="dxa" w:w="60"/>
+              <w:top w:type="dxa" w:w="80"/>
               <w:left w:type="dxa" w:w="120"/>
-              <w:bottom w:type="dxa" w:w="60"/>
+              <w:bottom w:type="dxa" w:w="80"/>
               <w:right w:type="dxa" w:w="120"/>
             </w:tcMar>
           </w:tcPr>
@@ -450,7 +957,7 @@
                 <w:sz w:val="20"/>
                 <w:szCs w:val="20"/>
               </w:rPr>
-              <w:t xml:space="preserve">15-20 min</w:t>
+              <w:t xml:space="preserve">15–20 min</w:t>
             </w:r>
           </w:p>
         </w:tc>
@@ -464,20 +971,164 @@
               <w:right w:val="single" w:color="CCCCCC" w:sz="1"/>
             </w:tcBorders>
             <w:tcMar>
-              <w:top w:type="dxa" w:w="60"/>
+              <w:top w:type="dxa" w:w="80"/>
               <w:left w:type="dxa" w:w="120"/>
-              <w:bottom w:type="dxa" w:w="60"/>
+              <w:bottom w:type="dxa" w:w="80"/>
               <w:right w:type="dxa" w:w="120"/>
             </w:tcMar>
           </w:tcPr>
           <w:p>
-            <w:r>
-              <w:rPr>
-                <w:rFonts w:ascii="Arial" w:cs="Arial" w:eastAsia="Arial" w:hAnsi="Arial"/>
-                <w:sz w:val="20"/>
-                <w:szCs w:val="20"/>
+            <w:pPr>
+              <w:spacing w:after="80" w:before="80"/>
+            </w:pPr>
+            <w:r>
+              <w:rPr>
+                <w:rFonts w:ascii="Arial" w:cs="Arial" w:eastAsia="Arial" w:hAnsi="Arial"/>
+                <w:b/>
+                <w:bCs/>
+                <w:i w:val="false"/>
+                <w:iCs w:val="false"/>
+                <w:color w:val="000000"/>
+                <w:sz w:val="22"/>
+                <w:szCs w:val="22"/>
               </w:rPr>
               <w:t xml:space="preserve">Independent Practice / Code Along</w:t>
+            </w:r>
+            <w:r>
+              <w:rPr>
+                <w:rFonts w:ascii="Arial" w:cs="Arial" w:eastAsia="Arial" w:hAnsi="Arial"/>
+                <w:sz w:val="20"/>
+                <w:szCs w:val="20"/>
+              </w:rPr>
+              <w:br/>
+              <w:t xml:space="preserve"/>
+            </w:r>
+            <w:r>
+              <w:rPr>
+                <w:rFonts w:ascii="Arial" w:cs="Arial" w:eastAsia="Arial" w:hAnsi="Arial"/>
+                <w:b/>
+                <w:bCs/>
+                <w:i w:val="false"/>
+                <w:iCs w:val="false"/>
+                <w:color w:val="000000"/>
+                <w:sz w:val="20"/>
+                <w:szCs w:val="20"/>
+              </w:rPr>
+              <w:t xml:space="preserve">    Beginner: </w:t>
+            </w:r>
+            <w:r>
+              <w:rPr>
+                <w:rFonts w:ascii="Arial" w:cs="Arial" w:eastAsia="Arial" w:hAnsi="Arial"/>
+                <w:b w:val="false"/>
+                <w:bCs w:val="false"/>
+                <w:i w:val="false"/>
+                <w:iCs w:val="false"/>
+                <w:color w:val="000000"/>
+                <w:sz w:val="20"/>
+                <w:szCs w:val="20"/>
+              </w:rPr>
+              <w:t xml:space="preserve">Given word = "Programming", use slicing to print: - First 4 characters ("Prog") - Last 4 characters ("ming") - Every 2nd character ("Pormig"…</w:t>
+            </w:r>
+            <w:r>
+              <w:rPr>
+                <w:rFonts w:ascii="Arial" w:cs="Arial" w:eastAsia="Arial" w:hAnsi="Arial"/>
+                <w:sz w:val="20"/>
+                <w:szCs w:val="20"/>
+              </w:rPr>
+              <w:br/>
+              <w:t xml:space="preserve"/>
+            </w:r>
+            <w:r>
+              <w:rPr>
+                <w:rFonts w:ascii="Arial" w:cs="Arial" w:eastAsia="Arial" w:hAnsi="Arial"/>
+                <w:b/>
+                <w:bCs/>
+                <w:i w:val="false"/>
+                <w:iCs w:val="false"/>
+                <w:color w:val="000000"/>
+                <w:sz w:val="20"/>
+                <w:szCs w:val="20"/>
+              </w:rPr>
+              <w:t xml:space="preserve">    Intermediate: </w:t>
+            </w:r>
+            <w:r>
+              <w:rPr>
+                <w:rFonts w:ascii="Arial" w:cs="Arial" w:eastAsia="Arial" w:hAnsi="Arial"/>
+                <w:b w:val="false"/>
+                <w:bCs w:val="false"/>
+                <w:i w:val="false"/>
+                <w:iCs w:val="false"/>
+                <w:color w:val="000000"/>
+                <w:sz w:val="20"/>
+                <w:szCs w:val="20"/>
+              </w:rPr>
+              <w:t xml:space="preserve">Ask the user for a sentence and print: - The first word (you'll need to find where the space is) - The last word - The sentence reversed…</w:t>
+            </w:r>
+            <w:r>
+              <w:rPr>
+                <w:rFonts w:ascii="Arial" w:cs="Arial" w:eastAsia="Arial" w:hAnsi="Arial"/>
+                <w:sz w:val="20"/>
+                <w:szCs w:val="20"/>
+              </w:rPr>
+              <w:br/>
+              <w:t xml:space="preserve"/>
+            </w:r>
+            <w:r>
+              <w:rPr>
+                <w:rFonts w:ascii="Arial" w:cs="Arial" w:eastAsia="Arial" w:hAnsi="Arial"/>
+                <w:b/>
+                <w:bCs/>
+                <w:i w:val="false"/>
+                <w:iCs w:val="false"/>
+                <w:color w:val="000000"/>
+                <w:sz w:val="20"/>
+                <w:szCs w:val="20"/>
+              </w:rPr>
+              <w:t xml:space="preserve">    Challenge: </w:t>
+            </w:r>
+            <w:r>
+              <w:rPr>
+                <w:rFonts w:ascii="Arial" w:cs="Arial" w:eastAsia="Arial" w:hAnsi="Arial"/>
+                <w:b w:val="false"/>
+                <w:bCs w:val="false"/>
+                <w:i w:val="false"/>
+                <w:iCs w:val="false"/>
+                <w:color w:val="000000"/>
+                <w:sz w:val="20"/>
+                <w:szCs w:val="20"/>
+              </w:rPr>
+              <w:t xml:space="preserve">Explain what "Slice"[1:-1:1] returns and why. Then write code that extracts every 3rd character from a string the user provides. ---…</w:t>
+            </w:r>
+            <w:r>
+              <w:rPr>
+                <w:rFonts w:ascii="Arial" w:cs="Arial" w:eastAsia="Arial" w:hAnsi="Arial"/>
+                <w:sz w:val="20"/>
+                <w:szCs w:val="20"/>
+              </w:rPr>
+              <w:br/>
+              <w:t xml:space="preserve"/>
+            </w:r>
+            <w:r>
+              <w:rPr>
+                <w:rFonts w:ascii="Arial" w:cs="Arial" w:eastAsia="Arial" w:hAnsi="Arial"/>
+                <w:sz w:val="20"/>
+                <w:szCs w:val="20"/>
+              </w:rPr>
+              <w:br/>
+              <w:t xml:space="preserve"/>
+            </w:r>
+            <w:r>
+              <w:rPr>
+                <w:rFonts w:ascii="Arial" w:cs="Arial" w:eastAsia="Arial" w:hAnsi="Arial"/>
+                <w:b w:val="false"/>
+                <w:bCs w:val="false"/>
+                <w:i/>
+                <w:iCs/>
+                <w:color w:val="555555"/>
+                <w:sz w:val="20"/>
+                <w:szCs w:val="20"/>
+              </w:rPr>
+              <w:t xml:space="preserve">→ Teacher circulates — offer hints, check for understanding.</w:t>
             </w:r>
           </w:p>
         </w:tc>
@@ -493,9 +1144,9 @@
               <w:right w:val="single" w:color="CCCCCC" w:sz="1"/>
             </w:tcBorders>
             <w:tcMar>
-              <w:top w:type="dxa" w:w="60"/>
+              <w:top w:type="dxa" w:w="80"/>
               <w:left w:type="dxa" w:w="120"/>
-              <w:bottom w:type="dxa" w:w="60"/>
+              <w:bottom w:type="dxa" w:w="80"/>
               <w:right w:type="dxa" w:w="120"/>
             </w:tcMar>
           </w:tcPr>
@@ -522,20 +1173,90 @@
               <w:right w:val="single" w:color="CCCCCC" w:sz="1"/>
             </w:tcBorders>
             <w:tcMar>
-              <w:top w:type="dxa" w:w="60"/>
+              <w:top w:type="dxa" w:w="80"/>
               <w:left w:type="dxa" w:w="120"/>
-              <w:bottom w:type="dxa" w:w="60"/>
+              <w:bottom w:type="dxa" w:w="80"/>
               <w:right w:type="dxa" w:w="120"/>
             </w:tcMar>
           </w:tcPr>
           <w:p>
-            <w:r>
-              <w:rPr>
-                <w:rFonts w:ascii="Arial" w:cs="Arial" w:eastAsia="Arial" w:hAnsi="Arial"/>
-                <w:sz w:val="20"/>
-                <w:szCs w:val="20"/>
+            <w:pPr>
+              <w:spacing w:after="80" w:before="80"/>
+            </w:pPr>
+            <w:r>
+              <w:rPr>
+                <w:rFonts w:ascii="Arial" w:cs="Arial" w:eastAsia="Arial" w:hAnsi="Arial"/>
+                <w:b/>
+                <w:bCs/>
+                <w:i w:val="false"/>
+                <w:iCs w:val="false"/>
+                <w:color w:val="000000"/>
+                <w:sz w:val="22"/>
+                <w:szCs w:val="22"/>
               </w:rPr>
               <w:t xml:space="preserve">Exit Ticket / Wrap-Up</w:t>
+            </w:r>
+            <w:r>
+              <w:rPr>
+                <w:rFonts w:ascii="Arial" w:cs="Arial" w:eastAsia="Arial" w:hAnsi="Arial"/>
+                <w:sz w:val="20"/>
+                <w:szCs w:val="20"/>
+              </w:rPr>
+              <w:br/>
+              <w:t xml:space="preserve"/>
+            </w:r>
+            <w:r>
+              <w:rPr>
+                <w:rFonts w:ascii="Arial" w:cs="Arial" w:eastAsia="Arial" w:hAnsi="Arial"/>
+                <w:sz w:val="20"/>
+                <w:szCs w:val="20"/>
+              </w:rPr>
+              <w:br/>
+              <w:t xml:space="preserve"/>
+            </w:r>
+            <w:r>
+              <w:rPr>
+                <w:rFonts w:ascii="Arial" w:cs="Arial" w:eastAsia="Arial" w:hAnsi="Arial"/>
+                <w:b w:val="false"/>
+                <w:bCs w:val="false"/>
+                <w:i w:val="false"/>
+                <w:iCs w:val="false"/>
+                <w:color w:val="000000"/>
+                <w:sz w:val="20"/>
+                <w:szCs w:val="20"/>
+              </w:rPr>
+              <w:t xml:space="preserve">Quick Check: Extract substrings using slicing with start, stop, and step values?</w:t>
+            </w:r>
+            <w:r>
+              <w:rPr>
+                <w:rFonts w:ascii="Arial" w:cs="Arial" w:eastAsia="Arial" w:hAnsi="Arial"/>
+                <w:sz w:val="20"/>
+                <w:szCs w:val="20"/>
+              </w:rPr>
+              <w:br/>
+              <w:t xml:space="preserve"/>
+            </w:r>
+            <w:r>
+              <w:rPr>
+                <w:rFonts w:ascii="Arial" w:cs="Arial" w:eastAsia="Arial" w:hAnsi="Arial"/>
+                <w:sz w:val="20"/>
+                <w:szCs w:val="20"/>
+              </w:rPr>
+              <w:br/>
+              <w:t xml:space="preserve"/>
+            </w:r>
+            <w:r>
+              <w:rPr>
+                <w:rFonts w:ascii="Arial" w:cs="Arial" w:eastAsia="Arial" w:hAnsi="Arial"/>
+                <w:b w:val="false"/>
+                <w:bCs w:val="false"/>
+                <w:i/>
+                <w:iCs/>
+                <w:color w:val="555555"/>
+                <w:sz w:val="20"/>
+                <w:szCs w:val="20"/>
+              </w:rPr>
+              <w:t xml:space="preserve">→ 3–2–1: Name 3 things learned, 2 new vocab words, 1 question you still have.</w:t>
             </w:r>
           </w:p>
         </w:tc>
@@ -723,19 +1444,6 @@
                 <w:sz w:val="18"/>
                 <w:szCs w:val="18"/>
               </w:rPr>
-              <w:t xml:space="preserve"># Indices: P=0, y=1, t=2, h=3, o=4, n=5</w:t>
-            </w:r>
-          </w:p>
-          <w:p>
-            <w:pPr>
-              <w:spacing w:after="20"/>
-            </w:pPr>
-            <w:r>
-              <w:rPr>
-                <w:rFonts w:ascii="Courier New" w:cs="Courier New" w:eastAsia="Courier New" w:hAnsi="Courier New"/>
-                <w:sz w:val="18"/>
-                <w:szCs w:val="18"/>
-              </w:rPr>
               <w:t xml:space="preserve"> </w:t>
             </w:r>
           </w:p>
@@ -749,7 +1457,20 @@
                 <w:sz w:val="18"/>
                 <w:szCs w:val="18"/>
               </w:rPr>
-              <w:t xml:space="preserve"># Basic slicing</w:t>
+              <w:t xml:space="preserve"> </w:t>
+            </w:r>
+          </w:p>
+          <w:p>
+            <w:pPr>
+              <w:spacing w:after="20"/>
+            </w:pPr>
+            <w:r>
+              <w:rPr>
+                <w:rFonts w:ascii="Courier New" w:cs="Courier New" w:eastAsia="Courier New" w:hAnsi="Courier New"/>
+                <w:sz w:val="18"/>
+                <w:szCs w:val="18"/>
+              </w:rPr>
+              <w:t xml:space="preserve"> </w:t>
             </w:r>
           </w:p>
           <w:p>
@@ -814,7 +1535,7 @@
                 <w:sz w:val="18"/>
                 <w:szCs w:val="18"/>
               </w:rPr>
-              <w:t xml:space="preserve"># Omitting start (starts at 0)</w:t>
+              <w:t xml:space="preserve"> </w:t>
             </w:r>
           </w:p>
           <w:p>
@@ -866,7 +1587,7 @@
                 <w:sz w:val="18"/>
                 <w:szCs w:val="18"/>
               </w:rPr>
-              <w:t xml:space="preserve"># Omitting stop (goes to end)</w:t>
+              <w:t xml:space="preserve"> </w:t>
             </w:r>
           </w:p>
           <w:p>
@@ -918,7 +1639,7 @@
                 <w:sz w:val="18"/>
                 <w:szCs w:val="18"/>
               </w:rPr>
-              <w:t xml:space="preserve"># Omitting both (copy the whole string)</w:t>
+              <w:t xml:space="preserve"> </w:t>
             </w:r>
           </w:p>
           <w:p>
@@ -957,7 +1678,7 @@
                 <w:sz w:val="18"/>
                 <w:szCs w:val="18"/>
               </w:rPr>
-              <w:t xml:space="preserve"># Using step</w:t>
+              <w:t xml:space="preserve"> </w:t>
             </w:r>
           </w:p>
           <w:p>
@@ -1022,7 +1743,7 @@
                 <w:sz w:val="18"/>
                 <w:szCs w:val="18"/>
               </w:rPr>
-              <w:t xml:space="preserve"># Reversing with negative step</w:t>
+              <w:t xml:space="preserve"> </w:t>
             </w:r>
           </w:p>
           <w:p>
@@ -1074,7 +1795,7 @@
                 <w:sz w:val="18"/>
                 <w:szCs w:val="18"/>
               </w:rPr>
-              <w:t xml:space="preserve"># Slicing a sentence</w:t>
+              <w:t xml:space="preserve"> </w:t>
             </w:r>
           </w:p>
           <w:p>
@@ -1312,19 +2033,6 @@
                 <w:sz w:val="18"/>
                 <w:szCs w:val="18"/>
               </w:rPr>
-              <w:t xml:space="preserve"># Problem 1 Example</w:t>
-            </w:r>
-          </w:p>
-          <w:p>
-            <w:pPr>
-              <w:spacing w:after="20"/>
-            </w:pPr>
-            <w:r>
-              <w:rPr>
-                <w:rFonts w:ascii="Courier New" w:cs="Courier New" w:eastAsia="Courier New" w:hAnsi="Courier New"/>
-                <w:sz w:val="18"/>
-                <w:szCs w:val="18"/>
-              </w:rPr>
               <w:t xml:space="preserve">word = "Programming"</w:t>
             </w:r>
           </w:p>
@@ -1390,7 +2098,7 @@
                 <w:sz w:val="18"/>
                 <w:szCs w:val="18"/>
               </w:rPr>
-              <w:t xml:space="preserve"># Problem 2 Example</w:t>
+              <w:t xml:space="preserve"> </w:t>
             </w:r>
           </w:p>
           <w:p>
@@ -1507,7 +2215,7 @@
                 <w:sz w:val="18"/>
                 <w:szCs w:val="18"/>
               </w:rPr>
-              <w:t xml:space="preserve"># Problem 3</w:t>
+              <w:t xml:space="preserve"> </w:t>
             </w:r>
           </w:p>
           <w:p>

--- a/Coding 1 - year/Unit 2 - Variables, Data Types & Expressions/Daily Lesson Plans/Word/Day 23.docx
+++ b/Coding 1 - year/Unit 2 - Variables, Data Types & Expressions/Daily Lesson Plans/Word/Day 23.docx
@@ -380,7 +380,7 @@
                 <w:sz w:val="20"/>
                 <w:szCs w:val="20"/>
               </w:rPr>
-              <w:t xml:space="preserve">    In your own words: Extract substrings using slicing with start, stop, and step values?</w:t>
+              <w:t xml:space="preserve">    What do you think it means to extract substrings using slicing with start, stop, and step values? Why would a program need to do this?</w:t>
             </w:r>
             <w:r>
               <w:rPr>
@@ -477,7 +477,7 @@
                 <w:sz w:val="20"/>
                 <w:szCs w:val="20"/>
               </w:rPr>
-              <w:t xml:space="preserve">Today's Goal: By the end of class you will be able to extract substrings using slicing with start, stop, and step values.</w:t>
+              <w:t xml:space="preserve">Today’s Goal: By the end of class you will be able to extract substrings using slicing with start, stop, and step values.</w:t>
             </w:r>
             <w:r>
               <w:rPr>
@@ -1225,7 +1225,7 @@
                 <w:sz w:val="20"/>
                 <w:szCs w:val="20"/>
               </w:rPr>
-              <w:t xml:space="preserve">Quick Check: Extract substrings using slicing with start, stop, and step values?</w:t>
+              <w:t xml:space="preserve">What are the key steps to extract substrings using slicing with start, stop, and step values? What data format or structure is involved?</w:t>
             </w:r>
             <w:r>
               <w:rPr>
